--- a/Milak.SPRINT.docx
+++ b/Milak.SPRINT.docx
@@ -72,7 +72,14 @@
           <w:sz w:val="32"/>
           <w:szCs w:val="32"/>
         </w:rPr>
-        <w:t>1.Mihael Sekulić – Vođa ekipe,</w:t>
+        <w:t>1.Mihael Sekulić – Vođa ekipe</w:t>
+      </w:r>
+      <w:r>
+        <w:rPr>
+          <w:sz w:val="32"/>
+          <w:szCs w:val="32"/>
+        </w:rPr>
+        <w:t xml:space="preserve"> i prezentarist</w:t>
       </w:r>
     </w:p>
     <w:p>
@@ -136,37 +143,12 @@
         </w:rPr>
         <w:t xml:space="preserve">3.Lovro Klarić – </w:t>
       </w:r>
-      <w:proofErr w:type="spellStart"/>
-      <w:r>
-        <w:rPr>
-          <w:sz w:val="32"/>
-          <w:szCs w:val="32"/>
-        </w:rPr>
-        <w:t>Back</w:t>
-      </w:r>
-      <w:proofErr w:type="spellEnd"/>
-      <w:r>
-        <w:rPr>
-          <w:sz w:val="32"/>
-          <w:szCs w:val="32"/>
-        </w:rPr>
-        <w:t xml:space="preserve"> </w:t>
-      </w:r>
-      <w:proofErr w:type="spellStart"/>
-      <w:r>
-        <w:rPr>
-          <w:sz w:val="32"/>
-          <w:szCs w:val="32"/>
-        </w:rPr>
-        <w:t>end</w:t>
-      </w:r>
-      <w:proofErr w:type="spellEnd"/>
-      <w:r>
-        <w:rPr>
-          <w:sz w:val="32"/>
-          <w:szCs w:val="32"/>
-        </w:rPr>
-        <w:t xml:space="preserve"> developer</w:t>
+      <w:r>
+        <w:rPr>
+          <w:sz w:val="32"/>
+          <w:szCs w:val="32"/>
+        </w:rPr>
+        <w:t>Dokumentarist</w:t>
       </w:r>
     </w:p>
     <w:p>
@@ -197,7 +179,7 @@
           <w:sz w:val="32"/>
           <w:szCs w:val="32"/>
         </w:rPr>
-        <w:t xml:space="preserve"> – Dokumentarist i tester</w:t>
+        <w:t xml:space="preserve"> – Dokumentarist </w:t>
       </w:r>
     </w:p>
     <w:p>

--- a/Milak.SPRINT.docx
+++ b/Milak.SPRINT.docx
@@ -3,193 +3,584 @@
 <w:document xmlns:wpc="http://schemas.microsoft.com/office/word/2010/wordprocessingCanvas" xmlns:cx="http://schemas.microsoft.com/office/drawing/2014/chartex" xmlns:cx1="http://schemas.microsoft.com/office/drawing/2015/9/8/chartex" xmlns:cx2="http://schemas.microsoft.com/office/drawing/2015/10/21/chartex" xmlns:cx3="http://schemas.microsoft.com/office/drawing/2016/5/9/chartex" xmlns:cx4="http://schemas.microsoft.com/office/drawing/2016/5/10/chartex" xmlns:cx5="http://schemas.microsoft.com/office/drawing/2016/5/11/chartex" xmlns:cx6="http://schemas.microsoft.com/office/drawing/2016/5/12/chartex" xmlns:cx7="http://schemas.microsoft.com/office/drawing/2016/5/13/chartex" xmlns:cx8="http://schemas.microsoft.com/office/drawing/2016/5/14/chartex" xmlns:mc="http://schemas.openxmlformats.org/markup-compatibility/2006" xmlns:aink="http://schemas.microsoft.com/office/drawing/2016/ink" xmlns:am3d="http://schemas.microsoft.com/office/drawing/2017/model3d" xmlns:o="urn:schemas-microsoft-com:office:office" xmlns:oel="http://schemas.microsoft.com/office/2019/extlst" xmlns:r="http://schemas.openxmlformats.org/officeDocument/2006/relationships" xmlns:m="http://schemas.openxmlformats.org/officeDocument/2006/math" xmlns:v="urn:schemas-microsoft-com:vml" xmlns:wp14="http://schemas.microsoft.com/office/word/2010/wordprocessingDrawing" xmlns:wp="http://schemas.openxmlformats.org/drawingml/2006/wordprocessingDrawing" xmlns:w10="urn:schemas-microsoft-com:office:word" xmlns:w="http://schemas.openxmlformats.org/wordprocessingml/2006/main" xmlns:w14="http://schemas.microsoft.com/office/word/2010/wordml" xmlns:w15="http://schemas.microsoft.com/office/word/2012/wordml" xmlns:w16cex="http://schemas.microsoft.com/office/word/2018/wordml/cex" xmlns:w16cid="http://schemas.microsoft.com/office/word/2016/wordml/cid" xmlns:w16="http://schemas.microsoft.com/office/word/2018/wordml" xmlns:w16du="http://schemas.microsoft.com/office/word/2023/wordml/word16du" xmlns:w16sdtdh="http://schemas.microsoft.com/office/word/2020/wordml/sdtdatahash" xmlns:w16sdtfl="http://schemas.microsoft.com/office/word/2024/wordml/sdtformatlock" xmlns:w16se="http://schemas.microsoft.com/office/word/2015/wordml/symex" xmlns:wpg="http://schemas.microsoft.com/office/word/2010/wordprocessingGroup" xmlns:wpi="http://schemas.microsoft.com/office/word/2010/wordprocessingInk" xmlns:wne="http://schemas.microsoft.com/office/word/2006/wordml" xmlns:wps="http://schemas.microsoft.com/office/word/2010/wordprocessingShape" mc:Ignorable="w14 w15 w16se w16cid w16 w16cex w16sdtdh w16sdtfl w16du wp14">
   <w:body>
     <w:p>
-      <w:pPr>
-        <w:rPr>
-          <w:sz w:val="72"/>
-          <w:szCs w:val="72"/>
-        </w:rPr>
-      </w:pPr>
-      <w:r>
-        <w:tab/>
-      </w:r>
-      <w:r>
-        <w:tab/>
-      </w:r>
-      <w:r>
-        <w:tab/>
-      </w:r>
-      <w:r>
-        <w:tab/>
-      </w:r>
-      <w:r>
-        <w:rPr>
-          <w:sz w:val="72"/>
-          <w:szCs w:val="72"/>
-        </w:rPr>
-        <w:t>BEGOVIĆ</w:t>
-      </w:r>
-    </w:p>
-    <w:p>
-      <w:pPr>
-        <w:rPr>
-          <w:sz w:val="72"/>
-          <w:szCs w:val="72"/>
-        </w:rPr>
-      </w:pPr>
-    </w:p>
-    <w:p>
-      <w:pPr>
-        <w:rPr>
-          <w:sz w:val="32"/>
-          <w:szCs w:val="32"/>
-        </w:rPr>
-      </w:pPr>
-    </w:p>
-    <w:p>
-      <w:pPr>
-        <w:rPr>
-          <w:sz w:val="32"/>
-          <w:szCs w:val="32"/>
-        </w:rPr>
-      </w:pPr>
-      <w:r>
-        <w:rPr>
-          <w:sz w:val="32"/>
-          <w:szCs w:val="32"/>
-        </w:rPr>
+      <w:r>
+        <w:t>Vježba 3: Simulacija sprinta</w:t>
+      </w:r>
+    </w:p>
+    <w:p/>
+    <w:p>
+      <w:r>
+        <w:t>MATERIJAL 1: NALOG KLIJENTA</w:t>
+      </w:r>
+    </w:p>
+    <w:p>
+      <w:r>
+        <w:t>(za svaki tim — projicirati i podijeliti u papirnatom obliku)</w:t>
+      </w:r>
+    </w:p>
+    <w:p/>
+    <w:p>
+      <w:r>
+        <w:t>NALOG KLIJENTA</w:t>
+      </w:r>
+    </w:p>
+    <w:p>
+      <w:r>
+        <w:t>Projekt: Web stranica „O našem timu"</w:t>
+      </w:r>
+    </w:p>
+    <w:p>
+      <w:r>
+        <w:t>Klijent: Zoran Ivanić</w:t>
+      </w:r>
+    </w:p>
+    <w:p>
+      <w:r>
+        <w:t>Rok: do kraja današnjeg bloka (3 školska sata)</w:t>
+      </w:r>
+    </w:p>
+    <w:p/>
+    <w:p>
+      <w:r>
+        <w:t>Trebam jednostavnu web stranicu na kojoj će se predstaviti naš tim. Stranica mora</w:t>
+      </w:r>
+    </w:p>
+    <w:p>
+      <w:r>
+        <w:t>sadržavati:</w:t>
+      </w:r>
+    </w:p>
+    <w:p>
+      <w:r>
+        <w:t>1. Naslov i kratki opis tima — naziv tima i 2–3 rečenice o tome čime se bavite</w:t>
+      </w:r>
+    </w:p>
+    <w:p>
+      <w:r>
+        <w:t>2. Fotografije ili avatare članova — svaki član mora biti vizualno predstavljen</w:t>
+      </w:r>
+    </w:p>
+    <w:p>
+      <w:r>
+        <w:t>3. Popis članova s ulogama — ime i prezime te uloga u timu</w:t>
+      </w:r>
+    </w:p>
+    <w:p>
+      <w:r>
+        <w:t>4. Podnožje s kontaktom — e-mail ili drugi način kontakta</w:t>
+      </w:r>
+    </w:p>
+    <w:p/>
+    <w:p>
+      <w:r>
+        <w:t>Kriteriji prihvaćanja:</w:t>
+      </w:r>
+    </w:p>
+    <w:p>
+      <w:r>
+        <w:t>• Stranica je vidljiva u web pregledniku</w:t>
+      </w:r>
+    </w:p>
+    <w:p>
+      <w:r>
+        <w:t>• Sva 4 elementa su prisutna</w:t>
+      </w:r>
+    </w:p>
+    <w:p>
+      <w:r>
+        <w:t>• Sadržaj je to</w:t>
+      </w:r>
+      <w:r>
+        <w:t>čan i čitljiv</w:t>
+      </w:r>
+    </w:p>
+    <w:p>
+      <w:r>
+        <w:br w:type="page"/>
+      </w:r>
+    </w:p>
+    <w:p>
+      <w:r>
+        <w:lastRenderedPageBreak/>
+        <w:t>• Stranica je predana (</w:t>
+      </w:r>
+      <w:proofErr w:type="spellStart"/>
+      <w:r>
+        <w:t>commitana</w:t>
+      </w:r>
+      <w:proofErr w:type="spellEnd"/>
+      <w:r>
+        <w:t>) u repozitorij</w:t>
+      </w:r>
+    </w:p>
+    <w:p/>
+    <w:p>
+      <w:r>
+        <w:t>Napomena: Klijent zadržava pravo promjene zahtjeva tijekom sprinta.</w:t>
+      </w:r>
+    </w:p>
+    <w:p/>
+    <w:p>
+      <w:r>
+        <w:t>PLANIRANJE SPRINTA</w:t>
+      </w:r>
+    </w:p>
+    <w:p>
+      <w:r>
+        <w:t>Naziv tima: _________________________________</w:t>
+      </w:r>
+    </w:p>
+    <w:p>
+      <w:r>
         <w:t>Članovi tima:</w:t>
       </w:r>
     </w:p>
     <w:p>
-      <w:pPr>
-        <w:rPr>
-          <w:sz w:val="32"/>
-          <w:szCs w:val="32"/>
-        </w:rPr>
-      </w:pPr>
-      <w:r>
-        <w:rPr>
-          <w:sz w:val="32"/>
-          <w:szCs w:val="32"/>
-        </w:rPr>
-        <w:t>1.Mihael Sekulić – Vođa ekipe</w:t>
-      </w:r>
-      <w:r>
-        <w:rPr>
-          <w:sz w:val="32"/>
-          <w:szCs w:val="32"/>
-        </w:rPr>
-        <w:t xml:space="preserve"> i prezentarist</w:t>
-      </w:r>
-    </w:p>
-    <w:p>
-      <w:pPr>
-        <w:rPr>
-          <w:sz w:val="32"/>
-          <w:szCs w:val="32"/>
-        </w:rPr>
-      </w:pPr>
-      <w:r>
-        <w:rPr>
-          <w:sz w:val="32"/>
-          <w:szCs w:val="32"/>
-        </w:rPr>
-        <w:t xml:space="preserve">2.Patrik </w:t>
+      <w:r>
+        <w:t>1.</w:t>
+      </w:r>
+    </w:p>
+    <w:p>
+      <w:r>
+        <w:t>2.</w:t>
+      </w:r>
+    </w:p>
+    <w:p>
+      <w:r>
+        <w:t>3.</w:t>
+      </w:r>
+    </w:p>
+    <w:p>
+      <w:r>
+        <w:t>4.</w:t>
+      </w:r>
+    </w:p>
+    <w:p>
+      <w:r>
+        <w:t>5.</w:t>
+      </w:r>
+    </w:p>
+    <w:p/>
+    <w:p>
+      <w:r>
+        <w:t>KORAK 1: Razlaganje zadatka na kartice</w:t>
+      </w:r>
+    </w:p>
+    <w:p>
+      <w:r>
+        <w:t>Upišite sve zadatke koje treba napraviti. Razmislite: što je najmanji korak koji možete</w:t>
+      </w:r>
+    </w:p>
+    <w:p>
+      <w:r>
+        <w:t>napraviti?</w:t>
+      </w:r>
+    </w:p>
+    <w:p>
+      <w:r>
+        <w:t>Br. Zadatak (kartica) Procjena (S/M/L)</w:t>
+      </w:r>
+    </w:p>
+    <w:p/>
+    <w:p>
+      <w:r>
+        <w:t>1</w:t>
+      </w:r>
+    </w:p>
+    <w:p/>
+    <w:p>
+      <w:r>
+        <w:t>2</w:t>
+      </w:r>
+    </w:p>
+    <w:p>
+      <w:r>
+        <w:br w:type="page"/>
+      </w:r>
+    </w:p>
+    <w:p>
+      <w:r>
+        <w:lastRenderedPageBreak/>
+        <w:t>Br. Zadatak (kartica) Procjena (S/M/L)</w:t>
+      </w:r>
+    </w:p>
+    <w:p/>
+    <w:p>
+      <w:r>
+        <w:t>3</w:t>
+      </w:r>
+    </w:p>
+    <w:p/>
+    <w:p>
+      <w:r>
+        <w:t>4</w:t>
+      </w:r>
+    </w:p>
+    <w:p/>
+    <w:p>
+      <w:r>
+        <w:t>5</w:t>
+      </w:r>
+    </w:p>
+    <w:p/>
+    <w:p>
+      <w:r>
+        <w:t>6</w:t>
+      </w:r>
+    </w:p>
+    <w:p/>
+    <w:p>
+      <w:r>
+        <w:t>7</w:t>
+      </w:r>
+    </w:p>
+    <w:p/>
+    <w:p>
+      <w:r>
+        <w:t>8</w:t>
+      </w:r>
+    </w:p>
+    <w:p/>
+    <w:p>
+      <w:r>
+        <w:t>Legenda za procjenu:</w:t>
+      </w:r>
+    </w:p>
+    <w:p>
+      <w:r>
+        <w:t>• S = mala kartica (do 15 min)</w:t>
+      </w:r>
+    </w:p>
+    <w:p>
+      <w:r>
+        <w:t>• M = srednja kartica (15–30 min)</w:t>
+      </w:r>
+    </w:p>
+    <w:p>
+      <w:r>
+        <w:t>• L = velika kartica (30+ min)</w:t>
+      </w:r>
+    </w:p>
+    <w:p/>
+    <w:p>
+      <w:r>
+        <w:t>KORAK 2: Dodjela zaduženja</w:t>
+      </w:r>
+    </w:p>
+    <w:p>
+      <w:r>
+        <w:t>Svaka kartica mora imati zaduženu osobu. Provjerite je li raspodjela ravnomjerna!</w:t>
+      </w:r>
+    </w:p>
+    <w:p>
+      <w:r>
+        <w:t>Br. Zadatak Zadužena osoba</w:t>
+      </w:r>
+    </w:p>
+    <w:p/>
+    <w:p>
+      <w:r>
+        <w:t>1</w:t>
+      </w:r>
+    </w:p>
+    <w:p/>
+    <w:p>
+      <w:r>
+        <w:t>2</w:t>
+      </w:r>
+    </w:p>
+    <w:p>
+      <w:r>
+        <w:br w:type="page"/>
+      </w:r>
+    </w:p>
+    <w:p>
+      <w:r>
+        <w:lastRenderedPageBreak/>
+        <w:t>Br. Zadatak Zadužena osoba</w:t>
+      </w:r>
+    </w:p>
+    <w:p/>
+    <w:p>
+      <w:r>
+        <w:t>3</w:t>
+      </w:r>
+    </w:p>
+    <w:p/>
+    <w:p>
+      <w:r>
+        <w:t>4</w:t>
+      </w:r>
+    </w:p>
+    <w:p/>
+    <w:p>
+      <w:r>
+        <w:t>5</w:t>
+      </w:r>
+    </w:p>
+    <w:p/>
+    <w:p>
+      <w:r>
+        <w:t>6</w:t>
+      </w:r>
+    </w:p>
+    <w:p/>
+    <w:p>
+      <w:r>
+        <w:t>7</w:t>
+      </w:r>
+    </w:p>
+    <w:p/>
+    <w:p>
+      <w:r>
+        <w:t>8</w:t>
+      </w:r>
+    </w:p>
+    <w:p/>
+    <w:p>
+      <w:r>
+        <w:t>Provjera ravnomjernosti:</w:t>
+      </w:r>
+    </w:p>
+    <w:p>
+      <w:r>
+        <w:t>Član tima Broj kartica Ukupna procjena (S/M/L)</w:t>
+      </w:r>
+    </w:p>
+    <w:p/>
+    <w:p>
+      <w:r>
+        <w:t>KORAK 3: Cilj sprinta</w:t>
+      </w:r>
+    </w:p>
+    <w:p>
+      <w:r>
+        <w:t>Napišite cilj sprinta u jednoj rečenici. Cilj mora biti jasan i mjerljiv.</w:t>
+      </w:r>
+    </w:p>
+    <w:p>
+      <w:r>
+        <w:t>Naš cilj sprinta:</w:t>
+      </w:r>
+    </w:p>
+    <w:p>
+      <w:r>
+        <w:br w:type="page"/>
+      </w:r>
+    </w:p>
+    <w:p>
+      <w:r>
+        <w:lastRenderedPageBreak/>
+        <w:t>Primjer: „Do kraja bloka stranica tima vidljiva je u pregledniku."</w:t>
+      </w:r>
+    </w:p>
+    <w:p/>
+    <w:p>
+      <w:r>
+        <w:t>PLOČA ZA SPRINT BACKLOG - GITHUB</w:t>
+      </w:r>
+    </w:p>
+    <w:p/>
+    <w:p>
+      <w:r>
+        <w:t>SPRINT BACKLOG — [Naziv tima]</w:t>
+      </w:r>
+    </w:p>
+    <w:p>
+      <w:r>
+        <w:t>SPRINT BACKLOG U RADU ZAVRŠENO</w:t>
+      </w:r>
+    </w:p>
+    <w:p/>
+    <w:p>
+      <w:r>
+        <w:t>Pravila:</w:t>
+      </w:r>
+    </w:p>
+    <w:p>
+      <w:r>
+        <w:t xml:space="preserve">• Kada počnete raditi karticu → premjestite je u </w:t>
       </w:r>
       <w:proofErr w:type="spellStart"/>
       <w:r>
-        <w:rPr>
-          <w:sz w:val="32"/>
-          <w:szCs w:val="32"/>
-        </w:rPr>
-        <w:t>Paramin</w:t>
+        <w:t>U</w:t>
       </w:r>
       <w:proofErr w:type="spellEnd"/>
       <w:r>
-        <w:rPr>
-          <w:sz w:val="32"/>
-          <w:szCs w:val="32"/>
-        </w:rPr>
-        <w:t xml:space="preserve"> – Front </w:t>
+        <w:t xml:space="preserve"> RADU</w:t>
+      </w:r>
+    </w:p>
+    <w:p>
+      <w:r>
+        <w:t>• Kada završite karticu → premjestite je u ZAVRŠENO</w:t>
+      </w:r>
+    </w:p>
+    <w:p>
+      <w:r>
+        <w:t>• Ploča se ažurira u stvarnom vremenu</w:t>
+      </w:r>
+    </w:p>
+    <w:p/>
+    <w:p>
+      <w:r>
+        <w:t xml:space="preserve">KARTICE ZA ZADATKE - </w:t>
       </w:r>
       <w:proofErr w:type="spellStart"/>
       <w:r>
-        <w:rPr>
-          <w:sz w:val="32"/>
-          <w:szCs w:val="32"/>
-        </w:rPr>
-        <w:t>end</w:t>
+        <w:t>github</w:t>
       </w:r>
       <w:proofErr w:type="spellEnd"/>
-      <w:r>
-        <w:rPr>
-          <w:sz w:val="32"/>
-          <w:szCs w:val="32"/>
-        </w:rPr>
-        <w:t xml:space="preserve"> developer</w:t>
-      </w:r>
-    </w:p>
-    <w:p>
-      <w:pPr>
-        <w:rPr>
-          <w:sz w:val="32"/>
-          <w:szCs w:val="32"/>
-        </w:rPr>
-      </w:pPr>
-      <w:r>
-        <w:rPr>
-          <w:sz w:val="32"/>
-          <w:szCs w:val="32"/>
-        </w:rPr>
-        <w:t xml:space="preserve">3.Lovro Klarić – </w:t>
-      </w:r>
-      <w:r>
-        <w:rPr>
-          <w:sz w:val="32"/>
-          <w:szCs w:val="32"/>
-        </w:rPr>
-        <w:t>Dokumentarist</w:t>
-      </w:r>
-    </w:p>
-    <w:p>
-      <w:pPr>
-        <w:rPr>
-          <w:sz w:val="32"/>
-          <w:szCs w:val="32"/>
-        </w:rPr>
-      </w:pPr>
-      <w:r>
-        <w:rPr>
-          <w:sz w:val="32"/>
-          <w:szCs w:val="32"/>
-        </w:rPr>
-        <w:t xml:space="preserve">4.Fran </w:t>
-      </w:r>
+    </w:p>
+    <w:p>
+      <w:r>
+        <w:t>(za svaki tim — 8–10 praznih kartica A6 formata)</w:t>
+      </w:r>
+      <w:r>
+        <w:br w:type="page"/>
+      </w:r>
+    </w:p>
+    <w:p>
+      <w:r>
+        <w:lastRenderedPageBreak/>
+        <w:t>Prednja strana kartice:</w:t>
+      </w:r>
+    </w:p>
+    <w:p>
       <w:proofErr w:type="spellStart"/>
       <w:r>
-        <w:rPr>
-          <w:sz w:val="32"/>
-          <w:szCs w:val="32"/>
-        </w:rPr>
-        <w:t>Milak</w:t>
+        <w:t>text</w:t>
       </w:r>
       <w:proofErr w:type="spellEnd"/>
-      <w:r>
-        <w:rPr>
-          <w:sz w:val="32"/>
-          <w:szCs w:val="32"/>
-        </w:rPr>
-        <w:t xml:space="preserve"> – Dokumentarist </w:t>
-      </w:r>
-    </w:p>
-    <w:p>
-      <w:pPr>
-        <w:rPr>
-          <w:sz w:val="32"/>
-          <w:szCs w:val="32"/>
-        </w:rPr>
-      </w:pPr>
-    </w:p>
+    </w:p>
+    <w:p>
+      <w:r>
+        <w:t>┌─────────────────────────────────┐</w:t>
+      </w:r>
+    </w:p>
+    <w:p>
+      <w:r>
+        <w:t>│ │</w:t>
+      </w:r>
+    </w:p>
+    <w:p>
+      <w:r>
+        <w:t>│ ZADATAK: │</w:t>
+      </w:r>
+    </w:p>
+    <w:p>
+      <w:r>
+        <w:t>│ │</w:t>
+      </w:r>
+    </w:p>
+    <w:p>
+      <w:r>
+        <w:t>│ ___________________________ │</w:t>
+      </w:r>
+    </w:p>
+    <w:p>
+      <w:r>
+        <w:t>│ │</w:t>
+      </w:r>
+    </w:p>
+    <w:p>
+      <w:r>
+        <w:t>│ PROCJENA: S / M / L │</w:t>
+      </w:r>
+    </w:p>
+    <w:p>
+      <w:r>
+        <w:t>│ │</w:t>
+      </w:r>
+    </w:p>
+    <w:p>
+      <w:r>
+        <w:t>│ ZADUŽEN: _________________ │</w:t>
+      </w:r>
+    </w:p>
+    <w:p>
+      <w:r>
+        <w:t>│ │</w:t>
+      </w:r>
+    </w:p>
+    <w:p>
+      <w:r>
+        <w:t>└─────────────────────────────────┘</w:t>
+      </w:r>
+    </w:p>
+    <w:p>
+      <w:r>
+        <w:t>Stražnja strana kartice:</w:t>
+      </w:r>
+    </w:p>
+    <w:p>
+      <w:proofErr w:type="spellStart"/>
+      <w:r>
+        <w:t>text</w:t>
+      </w:r>
+      <w:proofErr w:type="spellEnd"/>
+    </w:p>
+    <w:p>
+      <w:r>
+        <w:t>┌─────────────────────────────────┐</w:t>
+      </w:r>
+    </w:p>
+    <w:p>
+      <w:r>
+        <w:t>│ │</w:t>
+      </w:r>
+    </w:p>
+    <w:p>
+      <w:r>
+        <w:t>│ KRITERIJ ZAVRŠENOSTI: │</w:t>
+      </w:r>
+    </w:p>
+    <w:p>
+      <w:r>
+        <w:t>│ │</w:t>
+      </w:r>
+    </w:p>
+    <w:p>
+      <w:r>
+        <w:t>│ ___________________________ │</w:t>
+      </w:r>
+    </w:p>
+    <w:p>
+      <w:r>
+        <w:t>│ ___________________________ │</w:t>
+      </w:r>
+    </w:p>
+    <w:p>
+      <w:r>
+        <w:t>│ │</w:t>
+      </w:r>
+    </w:p>
+    <w:p>
+      <w:r>
+        <w:t>│ STATUS: □ U RADU □ ZAVRŠENO │</w:t>
+      </w:r>
+    </w:p>
+    <w:p>
+      <w:r>
+        <w:t>│ │</w:t>
+      </w:r>
+    </w:p>
+    <w:p>
+      <w:r>
+        <w:t>└─────────────────────────────────┘</w:t>
+      </w:r>
+    </w:p>
+    <w:p/>
+    <w:p>
+      <w:r>
+        <w:t>UPUTE ZA DNEVNI SASTANAK</w:t>
+      </w:r>
+    </w:p>
+    <w:p>
+      <w:r>
+        <w:br w:type="page"/>
+      </w:r>
+    </w:p>
+    <w:p/>
     <w:sectPr>
       <w:headerReference w:type="even" r:id="rId6"/>
       <w:headerReference w:type="default" r:id="rId7"/>
